--- a/papers/_sources/rope_pmns.docx
+++ b/papers/_sources/rope_pmns.docx
@@ -61,23 +61,6 @@
           <w:szCs w:val="20"/>
         </w:rPr>
         <w:t xml:space="preserve">Global Networking Practice, NTT DATA, Charlotte, NC  ·  palmer100@gmail.com</w:t>
-      </w:r>
-    </w:p>
-    <w:p>
-      <w:pPr>
-        <w:spacing w:after="120" w:before="0" w:line="276"/>
-        <w:jc w:val="center"/>
-      </w:pPr>
-      <w:r>
-        <w:rPr>
-          <w:rFonts w:ascii="Times New Roman" w:cs="Times New Roman" w:eastAsia="Times New Roman" w:hAnsi="Times New Roman"/>
-          <w:i/>
-          <w:iCs/>
-          <w:color w:val="666666"/>
-          <w:sz w:val="18"/>
-          <w:szCs w:val="18"/>
-        </w:rPr>
-        <w:t xml:space="preserve">Programme credit: the core Rope Hypothesis is due to Bill Gaede; this work develops and formalises it.</w:t>
       </w:r>
     </w:p>
     <w:p>
@@ -382,6 +365,7 @@
         </w:tc>
       </w:tr>
     </w:tbl>
+    <w:p/>
     <w:p>
       <w:pPr>
         <w:spacing w:after="80"/>
@@ -394,21 +378,10 @@
         <w:t xml:space="preserve"/>
       </w:r>
     </w:p>
-    <w:p>
-      <w:pPr>
-        <w:spacing w:after="160" w:before="0" w:line="276"/>
-        <w:jc w:val="both"/>
-      </w:pPr>
-      <w:r>
-        <w:rPr>
-          <w:rFonts w:ascii="Times New Roman" w:cs="Times New Roman" w:eastAsia="Times New Roman" w:hAnsi="Times New Roman"/>
-          <w:i/>
-          <w:iCs/>
-          <w:color w:val="666666"/>
-          <w:sz w:val="20"/>
-          <w:szCs w:val="20"/>
-        </w:rPr>
-        <w:t xml:space="preserve">Programme credit: the core Rope Hypothesis is due to Bill Gaede. Computational collaboration and drafting by Claude (Anthropic). Correspondence to palmer100@gmail.com.</w:t>
+    <w:p/>
+    <w:p>
+      <w:r>
+        <w:t>Programme credit: the core Rope Hypothesis is due to Bill Gaede; this work develops and formalises it. Computational collaboration and drafting by Claude (Anthropic). Correspondence to palmer100@gmail.com.</w:t>
       </w:r>
     </w:p>
     <w:sectPr>

--- a/papers/_sources/rope_pmns.docx
+++ b/papers/_sources/rope_pmns.docx
@@ -45,7 +45,7 @@
           <w:sz w:val="22"/>
           <w:szCs w:val="22"/>
         </w:rPr>
-        <w:t xml:space="preserve">Mark Palmer  ·  with computational collaboration by Claude (Anthropic)</w:t>
+        <w:t xml:space="preserve">Mark Palmer · with computational collaboration by Claude (Anthropic)</w:t>
       </w:r>
     </w:p>
     <w:p>
@@ -60,7 +60,7 @@
           <w:sz w:val="20"/>
           <w:szCs w:val="20"/>
         </w:rPr>
-        <w:t xml:space="preserve">Global Networking Practice, NTT DATA, Charlotte, NC  ·  palmer100@gmail.com</w:t>
+        <w:t xml:space="preserve">Charlotte, NC · palmer100@gmail.com</w:t>
       </w:r>
     </w:p>
     <w:p>

--- a/papers/_sources/rope_pmns.docx
+++ b/papers/_sources/rope_pmns.docx
@@ -15,7 +15,7 @@
           <w:sz w:val="36"/>
           <w:szCs w:val="36"/>
         </w:rPr>
-        <w:t xml:space="preserve">Neutrino Mixing Angles from the Rope Framework (PMNS)</w:t>
+        <w:t xml:space="preserve">Neutrino Mixing Angles from the Mesh Framework (PMNS)</w:t>
       </w:r>
     </w:p>
     <w:p>
@@ -88,6 +88,20 @@
           <w:szCs w:val="22"/>
         </w:rPr>
         <w:t xml:space="preserve"/>
+      </w:r>
+    </w:p>
+    <w:p>
+      <w:pPr>
+        <w:spacing w:after="160" w:before="0" w:line="276"/>
+        <w:jc w:val="both"/>
+      </w:pPr>
+      <w:r>
+        <w:rPr>
+          <w:rFonts w:ascii="Times New Roman" w:cs="Times New Roman" w:eastAsia="Times New Roman" w:hAnsi="Times New Roman"/>
+          <w:sz w:val="24"/>
+          <w:szCs w:val="24"/>
+        </w:rPr>
+        <w:t xml:space="preserve">Naming note (5 September 2026). This programme is now the Mesh Programme and the theory it develops the mesh framework; 'the rope framework' in earlier revisions reads 'the mesh framework'. 'Rope' remains the name of the two-strand wound object, and the Rope Hypothesis credited to Bill Gaede keeps its name. Identifiers (repository, rope_solver, file names, claim IDs) are unchanged.</w:t>
       </w:r>
     </w:p>
     <w:p>
@@ -118,7 +132,7 @@
           <w:sz w:val="24"/>
           <w:szCs w:val="24"/>
         </w:rPr>
-        <w:t xml:space="preserve">This paper reports the rope framework’s treatment of the neutrino mixing (PMNS) angles. The framework offers structural estimates of the mixing angles from the relative geometry of the neutrino knot phases. We report these as estimates with their comparison to the measured angles, and are explicit that they are modeled structural results rather than precision derivations. All numbers are outputs of the rope_solver / tests computation in this package, not inserted constants; the lepton-ratio caveat below is pinned in the test suite.</w:t>
+        <w:t xml:space="preserve">This paper reports the mesh framework’s treatment of the neutrino mixing (PMNS) angles. The framework offers structural estimates of the mixing angles from the relative geometry of the neutrino knot phases. We report these as estimates with their comparison to the measured angles, and are explicit that they are modeled structural results rather than precision derivations. All numbers are outputs of the rope_solver / tests computation in this package, not inserted constants; the lepton-ratio caveat below is pinned in the test suite.</w:t>
       </w:r>
     </w:p>
     <w:p>
